--- a/klagomål/A 31296-2022 FSC-klagomål.docx
+++ b/klagomål/A 31296-2022 FSC-klagomål.docx
@@ -1093,7 +1093,7 @@
     <w:r>
       <w:tab/>
       <w:tab/>
-      <w:t>2026-06-18</w:t>
+      <w:t>2026-06-19</w:t>
       <w:br/>
       <w:br/>
     </w:r>

--- a/klagomål/A 31296-2022 FSC-klagomål.docx
+++ b/klagomål/A 31296-2022 FSC-klagomål.docx
@@ -1093,7 +1093,7 @@
     <w:r>
       <w:tab/>
       <w:tab/>
-      <w:t>2026-06-19</w:t>
+      <w:t>2026-06-20</w:t>
       <w:br/>
       <w:br/>
     </w:r>

--- a/klagomål/A 31296-2022 FSC-klagomål.docx
+++ b/klagomål/A 31296-2022 FSC-klagomål.docx
@@ -168,38 +168,7 @@
     </w:p>
     <w:p>
       <w:r>
-        <w:t>Detta dokument behandlar höga naturvärden i avverkningsanmälan A 31296-2022 i Umeå kommun som inkom 2022-07-30 och omfattar 3,3 ha.</w:t>
-      </w:r>
-    </w:p>
-    <w:p>
-      <w:r>
-        <w:t>Nedan presenteras fynd av naturvårdsarter och fridlysta arter som gjorts i det avverkningsanmälda området, samt relevanta utdrag ur standarderna för FSC, Chain of Custody, Controlled Wood och PEFC. I BILAGA 1 finns artfakta om fridlysta arter.</w:t>
-      </w:r>
-    </w:p>
-    <w:p>
-      <w:r>
-        <w:t>Vi förväntar oss att ni återkommer med ett skriftligt svar på vårt klagomål och även beskriver vilka korrigerande åtgärder ni satt in för att rätta till identifierade brister i er efterlevnad av den svenska FSC standarden.</w:t>
-      </w:r>
-    </w:p>
-    <w:p>
-      <w:pPr>
-        <w:pStyle w:val="Heading1"/>
-      </w:pPr>
-      <w:r>
-        <w:t>Naturvårdsarter</w:t>
-      </w:r>
-    </w:p>
-    <w:p>
-      <w:r>
-        <w:t>Inom 25 meter från avverkningsanmälan har följande 12 naturvårdsarter hittats: hornuggla (EN, §4), pärluggla (EN, T, §4), grönfink (VU, §4), gulsparv (NT, §4), rödvingetrast (NT, §4), talltita (NT, §4), bergfink (T, §4), gråsiska (T, §4), gråspett (T, §4), spillkråka (T, §4), grönsiska (§4) och svartvit flugsnappare (§4). Av dessa är 6 rödlistade. För rödlistade arter har rödlistekategorin angivits inom parentes. Typiska arter inom Natura 2000 som är kopplade till skogsekosystem har markerats med (T). För fridlysta arter anges även paragrafen i Artskyddsförordningen som arten är fridlyst enligt.</w:t>
-      </w:r>
-    </w:p>
-    <w:p>
-      <w:r>
-        <w:t>De påträffade naturvårdsarterna är ett tydligt kvitto på att det rör sig om en skog med höga naturvärden.</w:t>
-      </w:r>
-      <w:r>
-        <w:t xml:space="preserve"> I Figur 1 visas fyndplatser för naturvårdsarter i området, som finns registrerade på Artportalen.</w:t>
+        <w:t>Detta klagomål behandlar höga naturvärden i avverkningsanmälan A 31296-2022 i Umeå kommun som inkom 2022-07-30 och omfattar 3,3 ha.</w:t>
       </w:r>
     </w:p>
     <w:p>
@@ -247,7 +216,163 @@
         <w:spacing w:after="240"/>
       </w:pPr>
       <w:r>
-        <w:t>Figur 1. Fyndplatser för naturvårdsarter inom 25 meter från avverkningsanmälan (röd linje). Markörer utan svart kant är placerade på fyndplatsen. Markörer med svart kant är placerade vid sidan av fyndplatsen och har ett svart streck som visar fyndplatsens exakta position. Kartans mittpunktskoordinat är N 7080723, E 757955 i SWEREF 99 TM.</w:t>
+        <w:t>Figur 1. Fyndplatser för naturvårdsarter inom 25 meter från avverkningsanmälan. Markörer utan svart kant är placerade på fyndplatsen. Markörer med svart kant är placerade vid sidan av fyndplatsen har ett svart streck som visar fyndplatsens exakta position. Kartans mittpunktskoordinat är N 7080723, E 757955 i SWEREF 99 TM.</w:t>
+      </w:r>
+    </w:p>
+    <w:p>
+      <w:r>
+        <w:t>Inom 25 meter från avverkningsanmälan finns fynd av 12 naturvårdsarter, varav 6 är rödlistade, 12 är fridlysta och 5 är typiska (T): hornuggla (EN, §4), pärluggla (EN, T, §4), grönfink (VU, §4), gulsparv (NT, §4), rödvingetrast (NT, §4), talltita (NT, §4), bergfink (T, §4), gråsiska (T, §4), gråspett (T, §4), spillkråka (T, §4), grönsiska (§4) och svartvit flugsnappare (§4). Se Figur 1.</w:t>
+      </w:r>
+    </w:p>
+    <w:p>
+      <w:r>
+        <w:t>Nedan presenteras relevanta utdrag ur standarderna för FSC, Chain of Custody, Controlled Wood och PEFC.</w:t>
+      </w:r>
+    </w:p>
+    <w:p>
+      <w:r>
+        <w:t>Vi förväntar oss att ni återkommer med ett skriftligt svar på vårt klagomål och även beskriver vilka korrigerande åtgärder ni satt in för att rätta till identifierade brister i er efterlevnad av den svenska FSC standarden.</w:t>
+      </w:r>
+    </w:p>
+    <w:p>
+      <w:pPr>
+        <w:pStyle w:val="Heading1"/>
+      </w:pPr>
+      <w:r>
+        <w:t>Naturvårdsarter och fridlysta arter</w:t>
+      </w:r>
+    </w:p>
+    <w:p>
+      <w:r>
+        <w:t>Nedan följer beskrivningar av de naturvårdsarter och fridlysta arter som har sina livsmiljöer och växtplatser i den avverkningsanmälda skogen. Se även ytterligare artfakta i BILAGA 1. De påträffade naturvårdsarterna är ett tydligt kvitto på att det rör sig om en skog med höga naturvärden.</w:t>
+      </w:r>
+    </w:p>
+    <w:p>
+      <w:r>
+        <w:rPr>
+          <w:b/>
+        </w:rPr>
+        <w:t>Pärluggla (EN, §4)</w:t>
+      </w:r>
+      <w:r>
+        <w:t xml:space="preserve"> är en starkt hotad art som omfattas av bilaga 1 EU:s fågeldirektiv. Beståndet har gradvis minskat sedan början av 1980-talet och efter 2010 tyder data från Svensk Fågeltaxering på att beståndet i det närmaste helt kraschat. Minskningstakten har uppgått till 60 (40–80) % under de senaste 15 åren. Pärlugglan är beroende av äldre, varierad skog med goda jaktmöjligheter och god tillgång på lämpliga trädhål som boplatser. Hemområdet är i storleksordningen 200–500 hektar, men storleken varierar kraftigt beroende på hur mycket föda det finns. Undvik skogsbruksåtgärder som kan skada hänsynskrävande miljöer, som till exempel strand- och sumpskogar med naturskogskaraktär, äldre skog på uddar och öar, raviner, klyftor och blockmarker samt berg- och rasbranter, äldre hällmarksskog, äldre sandtallskogar, naturskogsrester, eller äldre trädbestånd med mycket hänglavar eller död ved. Pärluggla är typisk art för </w:t>
+      </w:r>
+      <w:r>
+        <w:rPr>
+          <w:i/>
+        </w:rPr>
+        <w:t>9010 Västlig taiga</w:t>
+      </w:r>
+      <w:r>
+        <w:t xml:space="preserve"> (SLU Artdatabanken, 2026; Skogsstyrelsen, 2016).</w:t>
+      </w:r>
+    </w:p>
+    <w:p>
+      <w:r>
+        <w:rPr>
+          <w:b/>
+        </w:rPr>
+        <w:t>Talltita (NT, §4)</w:t>
+      </w:r>
+      <w:r>
+        <w:t>, rödlistad som nära hotad och prioriterad art i Skogsvårdslagen, har häckningsrevir i anmälan. Arten har minskat kraftigt de senaste 30 åren och minskningstakten innevarande 10-årsperiod beräknas till 20 (10–30) %. Talltitan är synnerligen trogen sitt cirka 15 hektar stora revir och är beroende av flerskiktade olikåldriga skogar för att kunna föda upp sina ungar. Talltitan försvinner om dess livsmiljö kalavverkas (Eggers &amp; Low, 2014; Ekman, 1979; Griesser et al, 2007; Klein, 2020; Siffczyk et al, 2003; SLU Artdatabanken, 2021).</w:t>
+      </w:r>
+    </w:p>
+    <w:p>
+      <w:r>
+        <w:rPr>
+          <w:b/>
+        </w:rPr>
+        <w:t>Bergfink (§4)</w:t>
+      </w:r>
+      <w:r>
+        <w:t xml:space="preserve"> häckar i barr- och blandskog samt i fjällbjörkskog. Den förekommer i Norrland, västra Dalarna och norra Värmland samt sparsamt till sällsynt vidare söderut till mellersta Värmland, norra Västmanland och södra Gästrikland. Bergfink är typisk art för </w:t>
+      </w:r>
+      <w:r>
+        <w:rPr>
+          <w:i/>
+        </w:rPr>
+        <w:t>9040 Fjällbjörkskog</w:t>
+      </w:r>
+      <w:r>
+        <w:t xml:space="preserve"> (SLU Artdatabanken, 2025).</w:t>
+      </w:r>
+    </w:p>
+    <w:p>
+      <w:r>
+        <w:rPr>
+          <w:b/>
+        </w:rPr>
+        <w:t>Gråsiska (§4)</w:t>
+      </w:r>
+      <w:r>
+        <w:t xml:space="preserve"> häckar i barr- och blandskog samt i fjällbjörkskog, stundom även i fjällregionens videbälte. Gråsiska är typisk art för </w:t>
+      </w:r>
+      <w:r>
+        <w:rPr>
+          <w:i/>
+        </w:rPr>
+        <w:t xml:space="preserve">9040 Fjällbjörkskog </w:t>
+      </w:r>
+      <w:r>
+        <w:t>(SLU Artdatabanken, 2025).</w:t>
+      </w:r>
+    </w:p>
+    <w:p>
+      <w:r>
+        <w:rPr>
+          <w:b/>
+        </w:rPr>
+        <w:t>Gråspett (§4)</w:t>
+      </w:r>
+      <w:r>
+        <w:t xml:space="preserve"> är fridlyst enligt 4§ artskyddsförordningen och upptagen i bilaga 1 fågeldirektivet. Gråspetten är en bra indikator för lövrika områden på landskapsnivå och försvinner när gles, flerskiktad, lövrik skog med hög andel döda och döende träd ersätts av täta, barrdominerade likåldriga bestånd. Arten missgynnas av skogliga åtgärder som minskar mängden död ved, som t.ex. bortrensning av vindfällen, avverkning i sumpskogsmiljöer och på brandfält. Häckningsreviret är stort, cirka 50–100 hektar. Under vintern är gråspetten mer beroende av äldre skog och döda träd och kan då röra sig över betydligt större områden, uppemot 2000–5000 hektar. Gråspett är typisk art för </w:t>
+      </w:r>
+      <w:r>
+        <w:rPr>
+          <w:i/>
+        </w:rPr>
+        <w:t xml:space="preserve">9010 Taiga </w:t>
+      </w:r>
+      <w:r>
+        <w:t>(Skogsstyrelsen, 2016; SLU Artdatabanken, 2025).</w:t>
+      </w:r>
+    </w:p>
+    <w:p>
+      <w:r>
+        <w:rPr>
+          <w:b/>
+        </w:rPr>
+        <w:t>Spillkråka (§4)</w:t>
+      </w:r>
+      <w:r>
+        <w:t xml:space="preserve"> omfattas av bilaga 1 i EU:s fågeldirektiv och är typisk art för </w:t>
+      </w:r>
+      <w:r>
+        <w:rPr>
+          <w:i/>
+        </w:rPr>
+        <w:t xml:space="preserve">9010 Taiga </w:t>
+      </w:r>
+      <w:r>
+        <w:t>och</w:t>
+      </w:r>
+      <w:r>
+        <w:rPr>
+          <w:i/>
+        </w:rPr>
+        <w:t xml:space="preserve"> 9740 Skogsbevuxen myr</w:t>
+      </w:r>
+      <w:r>
+        <w:t>. Den behöver grova träd, främst tall, asp och bok som boträd. Skogsbruk med korta omloppstider och täta, homogena ungskogar utgör det största hotet. Spillkråka är en nyckelart i skogliga miljöer vars övergivna bohål utnyttjas av flera andra hålhäckande fågelarter och fladdermöss, däribland pärluggla (EN, §4), knipa (§4), salskrake (§4) och skogsduva (§4). Hökuggla (VU, §4) och slaguggla (§4) häckar ofta i högstubbar som brutits av i höjd med ett gammalt spillkråkebo (SLU Artdatabanken, 2026; Skogsstyrelsen, 2016).</w:t>
+      </w:r>
+    </w:p>
+    <w:p>
+      <w:pPr>
+        <w:pStyle w:val="Heading1"/>
+      </w:pPr>
+      <w:r>
+        <w:t>Certifiering</w:t>
       </w:r>
     </w:p>
     <w:p>
@@ -255,26 +380,18 @@
         <w:pStyle w:val="Heading2"/>
       </w:pPr>
       <w:r>
-        <w:t>Fridlysta arter</w:t>
+        <w:t>Ur FSC-standarden</w:t>
       </w:r>
     </w:p>
     <w:p>
-      <w:r>
-        <w:t>Följande fridlysta arter har sina livsmiljöer och växtplatser i den avverkningsanmälda skogen: hornuggla (EN, §4), pärluggla (EN, T, §4), grönfink (VU, §4), gulsparv (NT, §4), rödvingetrast (NT, §4), talltita (NT, §4), bergfink (T, §4), gråsiska (T, §4), gråspett (T, §4), spillkråka (T, §4), grönsiska (§4) och svartvit flugsnappare (§4).</w:t>
-      </w:r>
-    </w:p>
-    <w:p>
-      <w:r>
-        <w:t xml:space="preserve">Observera att medlemsländerna är skyldiga att agera i enlighet med EU:s fågeldirektiv där det uttryckligen står att direktivet gäller för fåglar samt för deras ägg, bon och </w:t>
-      </w:r>
       <w:r>
         <w:rPr>
           <w:b/>
         </w:rPr>
-        <w:t xml:space="preserve">livsmiljöer </w:t>
-      </w:r>
-      <w:r>
-        <w:t>(artikel 1). Vidare att de åtgärder som vidtas inte får leda till en försämring av den nuvarande situationen beträffande bevarandet av de fågelarter som avses i artikel 1 (artikel 13). Fågeldirektivet är styrande för tillsynsansvariga myndigheters ärendehantering, ställningstaganden och beslutsfattande.</w:t>
+        <w:t xml:space="preserve">PRINCIP 1: LAGEFTERLEVNAD: </w:t>
+      </w:r>
+      <w:r>
+        <w:t>Certifikatsinnehavaren ska följa alla tillämpliga lagar, förordningar och nationellt ratificerade internationella avtal, konventioner och överenskommelser.</w:t>
       </w:r>
     </w:p>
     <w:p>
@@ -282,19 +399,41 @@
         <w:rPr>
           <w:b/>
         </w:rPr>
-        <w:t>Bergfink (§4)</w:t>
-      </w:r>
-      <w:r>
-        <w:t xml:space="preserve"> häckar i barr- och blandskog samt i fjällbjörkskog. Den förekommer i Norrland, västra Dalarna och norra Värmland samt sparsamt till sällsynt vidare söderut till mellersta Värmland, norra Västmanland och södra Gästrikland. Bergfink är typisk art för </w:t>
+        <w:t xml:space="preserve">1.3.1 </w:t>
+      </w:r>
+      <w:r>
+        <w:t>Tillämpliga lagar och föreskrifter för brukandet av skogen följs.</w:t>
+      </w:r>
+    </w:p>
+    <w:p>
+      <w:pPr>
+        <w:pStyle w:val="ListBullet"/>
+      </w:pPr>
+      <w:r>
+        <w:rPr>
+          <w:b/>
+          <w:i/>
+        </w:rPr>
+        <w:t xml:space="preserve">Kommentar: </w:t>
+      </w:r>
+      <w:r>
+        <w:t>I den avverkningsanmälda skogen har fridlysta arter sina livsmiljöer och växtplatser. Att skada de fridlysta arternas livsmiljöer, växtplatser eller ekologiska funktion är inte tillåtet enligt artskyddsförordningen.</w:t>
       </w:r>
       <w:r>
         <w:rPr>
           <w:i/>
         </w:rPr>
-        <w:t>9040 Fjällbjörkskog</w:t>
-      </w:r>
-      <w:r>
-        <w:t xml:space="preserve"> (SLU Artdatabanken, 2025).</w:t>
+        <w:t xml:space="preserve"> EU:s medlemsländer och skogsbolag är skyldiga att agera i enlighet med EU:s fågeldirektiv där det uttryckligen står att direktivet gäller för fåglar samt för deras ägg, bon och </w:t>
+      </w:r>
+      <w:r>
+        <w:rPr>
+          <w:b/>
+          <w:i/>
+        </w:rPr>
+        <w:t xml:space="preserve">livsmiljöer </w:t>
+      </w:r>
+      <w:r>
+        <w:t>(artikel 1). Vidare att de åtgärder som vidtas inte får leda till en försämring av den nuvarande situationen beträffande bevarandet av de fågelarter som avses i artikel 1 (artikel 13).</w:t>
       </w:r>
     </w:p>
     <w:p>
@@ -302,19 +441,47 @@
         <w:rPr>
           <w:b/>
         </w:rPr>
-        <w:t>Gråsiska (§4)</w:t>
-      </w:r>
-      <w:r>
-        <w:t xml:space="preserve"> häckar i barr- och blandskog samt i fjällbjörkskog, stundom även i fjällregionens videbälte. Gråsiska är typisk art för </w:t>
+        <w:t xml:space="preserve">6.4 </w:t>
+      </w:r>
+      <w:r>
+        <w:t>Certifikatsinnehavaren ska skydda sällsynta arter och hotade arter samt deras livsmiljöer inom skogsbruksenheten. Det ska ske genom avsättningar, andra skyddade områden och genom att skapa konnektivitet och/eller genom andra direkta åtgärder som gynnar dessa arters överlevnad och livskraft. Åtgärderna ska stå i förhållande till brukandets skala, intensitet och risk, samt till sällsynta och hotade arters bevarandestatus och ekologiska krav. Certifikatsinnehavaren ska beakta den geografiska spridningen och ekologiska krav hos sällsynta och hotade arter utanför skogsbruksenhetens gränser när beslut om åtgärder inom skogsbruksenheten ska fattas.</w:t>
+      </w:r>
+    </w:p>
+    <w:p>
+      <w:r>
+        <w:rPr>
+          <w:b/>
+        </w:rPr>
+        <w:t xml:space="preserve">6.4.3 </w:t>
+      </w:r>
+      <w:r>
+        <w:t>Bevarandeåtgärder genomförs för de kända förekomster av rödlistade arter som påverkas av skogsbruk.</w:t>
+      </w:r>
+    </w:p>
+    <w:p>
+      <w:pPr>
+        <w:pStyle w:val="ListBullet"/>
+      </w:pPr>
+      <w:r>
+        <w:rPr>
+          <w:b/>
+          <w:i/>
+        </w:rPr>
+        <w:t xml:space="preserve">Kommentar: </w:t>
       </w:r>
       <w:r>
         <w:rPr>
           <w:i/>
         </w:rPr>
-        <w:t xml:space="preserve">9040 Fjällbjörkskog </w:t>
-      </w:r>
-      <w:r>
-        <w:t>(SLU Artdatabanken, 2025).</w:t>
+        <w:t>I det avverkningsanmälda skogsområdet har 12 naturvårdsarter varav 6 rödlistade arter sina livsmiljöer och växtplatser.</w:t>
+      </w:r>
+    </w:p>
+    <w:p>
+      <w:pPr>
+        <w:pStyle w:val="Heading2"/>
+      </w:pPr>
+      <w:r>
+        <w:t>Ur Chain of Custody Certification (FSC-STD-40-004 ver 3.0)</w:t>
       </w:r>
     </w:p>
     <w:p>
@@ -322,84 +489,144 @@
         <w:rPr>
           <w:b/>
         </w:rPr>
-        <w:t>Gråspett (§4)</w:t>
-      </w:r>
-      <w:r>
-        <w:t xml:space="preserve"> är fridlyst enligt 4§ artskyddsförordningen och upptagen i bilaga 1 fågeldirektivet. Gråspetten är en bra indikator för lövrika områden på landskapsnivå och försvinner när gles, flerskiktad, lövrik skog med hög andel döda och döende träd ersätts av täta, barrdominerade likåldriga bestånd. Arten missgynnas av skogliga åtgärder som minskar mängden död ved, som t.ex. bortrensning av vindfällen, avverkning i sumpskogsmiljöer och på brandfält. Häckningsreviret är stort, cirka 50–100 hektar. Under vintern är gråspetten mer beroende av äldre skog och döda träd och kan då röra sig över betydligt större områden, uppemot 2000–5000 hektar. Gråspett är typisk art för </w:t>
+        <w:t xml:space="preserve">1.3 </w:t>
+      </w:r>
+      <w:r>
+        <w:t xml:space="preserve">The organization shall commit to the FSC values as defined in FSC-POL-01-004 Policy for the Association of Organizations with FSC. </w:t>
+      </w:r>
+    </w:p>
+    <w:p>
+      <w:pPr>
+        <w:pStyle w:val="Heading2"/>
+      </w:pPr>
+      <w:r>
+        <w:t>Ur FSC:s policy för associerade organisationer (FSC-POL-01-004)</w:t>
+      </w:r>
+    </w:p>
+    <w:p>
+      <w:r>
+        <w:t xml:space="preserve">Som “Chain of Custody”-certifierad organisation är skogsbolaget bunden av de fastställda reglerna i Del 1 Punkt 1 c) i Policy för organisationer associerade med FSC (FSC-POL-01-004 V2-0 EN + SVE version 2012-03-02): </w:t>
+      </w:r>
+    </w:p>
+    <w:p>
+      <w:pPr>
+        <w:pStyle w:val="ListNumber"/>
+      </w:pPr>
+      <w:r>
+        <w:t>De organisationer FSC kan acceptera association med får inte direkt eller indirekt ha några kopplingar till nedanstående, oacceptabla aktiviteter:</w:t>
+      </w:r>
+    </w:p>
+    <w:p>
+      <w:pPr>
+        <w:ind w:left="357"/>
+      </w:pPr>
+      <w:r>
+        <w:t>a) Olaglig skogsavverkning och handel med olagligt avverkat virke eller skogsprodukter</w:t>
+      </w:r>
+    </w:p>
+    <w:p>
+      <w:pPr>
+        <w:ind w:left="357"/>
+      </w:pPr>
+      <w:r>
+        <w:t>...</w:t>
+      </w:r>
+    </w:p>
+    <w:p>
+      <w:pPr>
+        <w:ind w:left="357"/>
+      </w:pPr>
+      <w:r>
+        <w:t>c) Skogsbruk som förstör höga naturvärden</w:t>
+      </w:r>
+    </w:p>
+    <w:p>
+      <w:pPr>
+        <w:ind w:left="357"/>
+      </w:pPr>
+      <w:r>
+        <w:t>d) Betydande omvandling av skog till plantager eller annan, icke skoglig, markanvändning</w:t>
+      </w:r>
+    </w:p>
+    <w:p>
+      <w:pPr>
+        <w:pStyle w:val="ListBullet"/>
+      </w:pPr>
+      <w:r>
+        <w:rPr>
+          <w:b/>
+          <w:i/>
+        </w:rPr>
+        <w:t xml:space="preserve">Kommentar: </w:t>
       </w:r>
       <w:r>
         <w:rPr>
           <w:i/>
         </w:rPr>
-        <w:t xml:space="preserve">9010 Taiga </w:t>
-      </w:r>
-      <w:r>
-        <w:t>(Skogsstyrelsen, 2016; SLU Artdatabanken, 2025).</w:t>
+        <w:t>Avverkning av skog med höga naturvärden samt skada på fridlysta arter strider både mot FSC Controlled Wood-standarden och FSC:s policy for associerade organisationer.</w:t>
       </w:r>
     </w:p>
     <w:p>
+      <w:pPr>
+        <w:pStyle w:val="Heading2"/>
+      </w:pPr>
+      <w:r>
+        <w:t>Ur FSC Controlled Wood (FSC-STD-40-005)</w:t>
+      </w:r>
+    </w:p>
+    <w:p>
+      <w:r>
+        <w:t>Virke som inte accepteras i FSC-märkta produkter (oacceptabelt ursprung) enligt FSC Controlled Wood (FSC-STD-40-005):</w:t>
+      </w:r>
+    </w:p>
+    <w:p>
+      <w:pPr>
+        <w:pStyle w:val="ListNumber"/>
+      </w:pPr>
+      <w:r>
+        <w:t>Illegalt avverkat virke.</w:t>
+      </w:r>
+    </w:p>
+    <w:p>
+      <w:pPr>
+        <w:pStyle w:val="ListNumber"/>
+      </w:pPr>
+      <w:r>
+        <w:t>...</w:t>
+      </w:r>
+    </w:p>
+    <w:p>
+      <w:pPr>
+        <w:pStyle w:val="ListNumber"/>
+      </w:pPr>
+      <w:r>
+        <w:t>Virke från avverkningar som hotar höga naturvärden.</w:t>
+      </w:r>
+    </w:p>
+    <w:p>
+      <w:pPr>
+        <w:pStyle w:val="ListNumber"/>
+      </w:pPr>
+      <w:r>
+        <w:t>Virke från skog som konverteras till plantager eller icke-skogligt bruk.</w:t>
+      </w:r>
+    </w:p>
+    <w:p>
+      <w:pPr>
+        <w:pStyle w:val="ListBullet"/>
+      </w:pPr>
       <w:r>
         <w:rPr>
           <w:b/>
+          <w:i/>
         </w:rPr>
-        <w:t>Pärluggla (EN, §4)</w:t>
-      </w:r>
-      <w:r>
-        <w:t xml:space="preserve"> är en starkt hotad art som omfattas av bilaga 1 EU:s fågeldirektiv. Beståndet har gradvis minskat sedan början av 1980-talet och efter 2010 tyder data från Svensk Fågeltaxering på att beståndet i det närmaste helt kraschat. Minskningstakten har uppgått till 60 (40–80) % under de senaste 15 åren. Pärlugglan är beroende av äldre, varierad skog med goda jaktmöjligheter och god tillgång på lämpliga trädhål som boplatser. Hemområdet är i storleksordningen 200–500 hektar, men storleken varierar kraftigt beroende på hur mycket föda det finns. Undvik skogsbruksåtgärder som kan skada hänsynskrävande miljöer, som till exempel strand- och sumpskogar med naturskogskaraktär, äldre skog på uddar och öar, raviner, klyftor och blockmarker samt berg- och rasbranter, äldre hällmarksskog, äldre sandtallskogar, naturskogsrester, eller äldre trädbestånd med mycket hänglavar eller död ved. Pärluggla är typisk art för </w:t>
+        <w:t xml:space="preserve">Kommentar: </w:t>
       </w:r>
       <w:r>
         <w:rPr>
           <w:i/>
         </w:rPr>
-        <w:t>9010 Västlig taiga</w:t>
-      </w:r>
-      <w:r>
-        <w:t xml:space="preserve"> (SLU Artdatabanken, 2026; Skogsstyrelsen, 2016).</w:t>
-      </w:r>
-    </w:p>
-    <w:p>
-      <w:r>
-        <w:rPr>
-          <w:b/>
-        </w:rPr>
-        <w:t>Spillkråka (§4)</w:t>
-      </w:r>
-      <w:r>
-        <w:t xml:space="preserve"> omfattas av bilaga 1 i EU:s fågeldirektiv och är typisk art för </w:t>
-      </w:r>
-      <w:r>
-        <w:rPr>
-          <w:i/>
-        </w:rPr>
-        <w:t xml:space="preserve">9010 Taiga </w:t>
-      </w:r>
-      <w:r>
-        <w:t>och</w:t>
-      </w:r>
-      <w:r>
-        <w:rPr>
-          <w:i/>
-        </w:rPr>
-        <w:t xml:space="preserve"> 9740 Skogsbevuxen myr</w:t>
-      </w:r>
-      <w:r>
-        <w:t>. Den behöver grova träd, främst tall, asp och bok som boträd. Skogsbruk med korta omloppstider och täta, homogena ungskogar utgör det största hotet. Spillkråka är en nyckelart i skogliga miljöer vars övergivna bohål utnyttjas av flera andra hålhäckande fågelarter och fladdermöss, däribland pärluggla (EN, §4), knipa (§4), salskrake (§4) och skogsduva (§4). Hökuggla (VU, §4) och slaguggla (§4) häckar ofta i högstubbar som brutits av i höjd med ett gammalt spillkråkebo (SLU Artdatabanken, 2026; Skogsstyrelsen, 2016).</w:t>
-      </w:r>
-    </w:p>
-    <w:p>
-      <w:r>
-        <w:rPr>
-          <w:b/>
-        </w:rPr>
-        <w:t>Talltita (NT, §4)</w:t>
-      </w:r>
-      <w:r>
-        <w:t>, rödlistad som nära hotad och prioriterad art i Skogsvårdslagen, har häckningsrevir i anmälan. Arten har minskat kraftigt de senaste 30 åren och minskningstakten innevarande 10-årsperiod beräknas till 20 (10–30) %. Talltitan är synnerligen trogen sitt cirka 15 hektar stora revir och är beroende av flerskiktade olikåldriga skogar för att kunna föda upp sina ungar. Talltitan försvinner om dess livsmiljö kalavverkas (Eggers &amp; Low, 2014; Ekman, 1979; Griesser et al, 2007; Klein, 2020; Siffczyk et al, 2003; SLU Artdatabanken, 2021).</w:t>
-      </w:r>
-    </w:p>
-    <w:p>
-      <w:r>
-        <w:t>I BILAGA 1 finns mer detaljerad information om ekologi samt krav på livsmiljö hos fridlysta arter.</w:t>
+        <w:t>Avverkning av skog med höga naturvärden samt skada på fridlysta arter strider både mot FSC Controlled Wood-standarden och FSC:s policy for associerade organisationer.</w:t>
       </w:r>
     </w:p>
     <w:p>
@@ -407,7 +634,75 @@
         <w:pStyle w:val="Heading1"/>
       </w:pPr>
       <w:r>
-        <w:t>Certifiering</w:t>
+        <w:t>Ur PEFC-standarden gällande lagefterlevnad</w:t>
+      </w:r>
+    </w:p>
+    <w:p>
+      <w:r>
+        <w:t>PEFC-standarden förutsätter att tillämplig svensk lagstiftning följs. Det är utsedd tillsynsmyndighet som ansvarar för tillsyn av lagens efterlevnad. PEFC-standarden återger innehållet i vissa certifieringskritiska lag- och föreskriftskrav vilka ska ingå i granskning av PEFC-systemets efterlevnad.</w:t>
+      </w:r>
+    </w:p>
+    <w:p>
+      <w:pPr>
+        <w:pStyle w:val="ListBullet"/>
+      </w:pPr>
+      <w:r>
+        <w:rPr>
+          <w:b/>
+          <w:i/>
+        </w:rPr>
+        <w:t xml:space="preserve">Kommentar: </w:t>
+      </w:r>
+      <w:r>
+        <w:rPr>
+          <w:i/>
+        </w:rPr>
+        <w:t>I den avverkningsanmälda skogen har fridlysta arter sina livsmiljöer och växtplatser. Att skada de fridlysta arternas livsmiljöer, växtplatser eller ekologiska funktion är inte tillåtet enligt artskyddsförordningen</w:t>
+      </w:r>
+    </w:p>
+    <w:p>
+      <w:r>
+        <w:br w:type="page"/>
+      </w:r>
+    </w:p>
+    <w:p>
+      <w:pPr>
+        <w:pStyle w:val="Title"/>
+      </w:pPr>
+      <w:r>
+        <w:t>BILAGA 1 – Fridlysta arter</w:t>
+      </w:r>
+    </w:p>
+    <w:p>
+      <w:pPr>
+        <w:pStyle w:val="Heading1"/>
+      </w:pPr>
+      <w:r>
+        <w:t>Pärluggla – ekologi samt krav på livsmiljön</w:t>
+      </w:r>
+    </w:p>
+    <w:p>
+      <w:r>
+        <w:t xml:space="preserve">Pärluggla (EN, §4) är en starkt hotad art som är typisk art för </w:t>
+      </w:r>
+      <w:r>
+        <w:rPr>
+          <w:i/>
+        </w:rPr>
+        <w:t>9010 Västlig taiga</w:t>
+      </w:r>
+      <w:r>
+        <w:t xml:space="preserve"> och omfattas av bilaga 1 EU:s fågeldirektiv. Beståndet har gradvis minskat sedan början av 1980-talet och efter 2010 tyder data från Svensk Fågeltaxering på att beståndet i det närmaste helt kraschat. Minskningstakten har uppgått till 60 (40–80) % under de senaste 15 åren och överstiger gränsvärdet för starkt hotad (EN) (SLU Artdatabanken, 2026).</w:t>
+      </w:r>
+    </w:p>
+    <w:p>
+      <w:r>
+        <w:t>Pärlugglan är beroende av äldre, varierad skog med goda jaktmöjligheter och god tillgång på lämpliga trädhål som boplatser. Den förekommer med störst täthet i äldre granskog, med inslag av gamla lövträd och luckor och öppningar i form av mindre hyggen, jordbruksmark och liknande. Den häckar även frekvent i barr- och lövblandskogar av tall, björk och asp, där förutsättningarna att finna boplatser är störst. I sydligaste Sverige häckar den ofta i gamla bokbackar, men den är mycket sällsynt i ren bokskog. Hemområdet är i storleksordningen 200–500 hektar, men storleken varierar kraftigt beroende på hur mycket föda det finns. Under dåliga gnagarår kan pärlugglan jaga upp till 4 km från boet medan den under bra år ofta håller sig inom 1 km (SLU Artdatabanken, 2026).</w:t>
+      </w:r>
+    </w:p>
+    <w:p>
+      <w:r>
+        <w:t>Undvik skogsbruksåtgärder som kan skada hänsynskrävande miljöer, som till exempel strand- och sumpskogar med naturskogskaraktär, äldre skog på uddar och öar, raviner, klyftor och blockmarker samt berg- och rasbranter, äldre hällmarksskog, äldre sandtallskogar, naturskogsrester, eller äldre trädbestånd med mycket hänglavar eller död ved (Skogsstyrelsen, 2016).</w:t>
       </w:r>
     </w:p>
     <w:p>
@@ -415,100 +710,60 @@
         <w:pStyle w:val="Heading2"/>
       </w:pPr>
       <w:r>
-        <w:t>Ur FSC-standarden</w:t>
+        <w:t>Referenser – pärluggla</w:t>
       </w:r>
     </w:p>
     <w:p>
       <w:r>
+        <w:t xml:space="preserve">SLU Artdatabanken, 2026. </w:t>
+      </w:r>
+      <w:r>
         <w:rPr>
-          <w:b/>
+          <w:i/>
         </w:rPr>
-        <w:t xml:space="preserve">PRINCIP 1: LAGEFTERLEVNAD: </w:t>
-      </w:r>
-      <w:r>
-        <w:t>Certifikatsinnehavaren ska följa alla tillämpliga lagar, förordningar och nationellt ratificerade internationella avtal, konventioner och överenskommelser.</w:t>
+        <w:t xml:space="preserve">Artfaktablad. Naturvård – artfakta. </w:t>
+      </w:r>
+      <w:r>
+        <w:t>SLU Artdatabanken, Uppsala.</w:t>
       </w:r>
     </w:p>
     <w:p>
       <w:r>
+        <w:t xml:space="preserve">Skogsstyrelsen, 2016. </w:t>
+      </w:r>
+      <w:r>
         <w:rPr>
-          <w:b/>
+          <w:i/>
         </w:rPr>
-        <w:t xml:space="preserve">1.3.1 </w:t>
-      </w:r>
-      <w:r>
-        <w:t>Tillämpliga lagar och föreskrifter för brukandet av skogen följs.</w:t>
+        <w:t>Vägledning för hänsyn till pärluggla.</w:t>
       </w:r>
     </w:p>
     <w:p>
       <w:pPr>
-        <w:pStyle w:val="ListBullet"/>
+        <w:pStyle w:val="Heading1"/>
       </w:pPr>
       <w:r>
-        <w:rPr>
-          <w:b/>
-          <w:i/>
-        </w:rPr>
-        <w:t xml:space="preserve">Kommentar: </w:t>
-      </w:r>
-      <w:r>
-        <w:t>I den avverkningsanmälda skogen har fridlysta arter sina livsmiljöer och växtplatser. Att skada de fridlysta arternas livsmiljöer, växtplatser eller ekologiska funktion är inte tillåtet enligt artskyddsförordningen.</w:t>
-      </w:r>
-      <w:r>
-        <w:rPr>
-          <w:i/>
-        </w:rPr>
-        <w:t xml:space="preserve"> EU:s medlemsländer och skogsbolag är skyldiga att agera i enlighet med EU:s fågeldirektiv där det uttryckligen står att direktivet gäller för fåglar samt för deras ägg, bon och </w:t>
-      </w:r>
-      <w:r>
-        <w:rPr>
-          <w:b/>
-          <w:i/>
-        </w:rPr>
-        <w:t xml:space="preserve">livsmiljöer </w:t>
-      </w:r>
-      <w:r>
-        <w:t>(artikel 1). Vidare att de åtgärder som vidtas inte får leda till en försämring av den nuvarande situationen beträffande bevarandet av de fågelarter som avses i artikel 1 (artikel 13).</w:t>
+        <w:t>Talltita – ekologi samt krav på livsmiljön</w:t>
       </w:r>
     </w:p>
     <w:p>
       <w:r>
-        <w:rPr>
-          <w:b/>
-        </w:rPr>
-        <w:t xml:space="preserve">6.4 </w:t>
-      </w:r>
-      <w:r>
-        <w:t>Certifikatsinnehavaren ska skydda sällsynta arter och hotade arter samt deras livsmiljöer inom skogsbruksenheten. Det ska ske genom avsättningar, andra skyddade områden och genom att skapa konnektivitet och/eller genom andra direkta åtgärder som gynnar dessa arters överlevnad och livskraft. Åtgärderna ska stå i förhållande till brukandets skala, intensitet och risk, samt till sällsynta och hotade arters bevarandestatus och ekologiska krav. Certifikatsinnehavaren ska beakta den geografiska spridningen och ekologiska krav hos sällsynta och hotade arter utanför skogsbruksenhetens gränser när beslut om åtgärder inom skogsbruksenheten ska fattas.</w:t>
+        <w:t>Talltita är rödlistad som NT, fridlyst och prioriterad art i Skogsvårdslagen. Den omfattas av EU:s fågeldirektiv. Arten har minskat kraftigt de senaste 30 åren och minskningstakten innevarande 10-årsperiod beräknas till 20 (10–30) % (SLU Artdatabanken, 2022).</w:t>
       </w:r>
     </w:p>
     <w:p>
       <w:r>
-        <w:rPr>
-          <w:b/>
-        </w:rPr>
-        <w:t xml:space="preserve">6.4.3 </w:t>
-      </w:r>
-      <w:r>
-        <w:t>Bevarandeåtgärder genomförs för de kända förekomster av rödlistade arter som påverkas av skogsbruk.</w:t>
+        <w:t>Talltita föredrar större sammanhängande barrskogar, och finns såväl i tallskog som granskog och i lövblandad barrskog. Skogens struktur är viktig och ska helst vara flerskiktad med riklig underväxt av mindre granar, björk och andra lövträd och buskar. Tillgång på murknande högstubbar är särskilt viktig, eftersom talltitan helst själv hackar ut sitt bohål (SLU Artdatabanken, 2022).</w:t>
       </w:r>
     </w:p>
     <w:p>
-      <w:pPr>
-        <w:pStyle w:val="ListBullet"/>
-      </w:pPr>
-      <w:r>
-        <w:rPr>
-          <w:b/>
-          <w:i/>
-        </w:rPr>
-        <w:t xml:space="preserve">Kommentar: </w:t>
-      </w:r>
-      <w:r>
-        <w:rPr>
-          <w:i/>
-        </w:rPr>
-        <w:t>I det avverkningsanmälda skogsområdet har 12 naturvårdsarter varav 6 rödlistade arter sina livsmiljöer och växtplatser.</w:t>
+      <w:r>
+        <w:t>Det finns flera studier som visar att talltita är känslig för gallring och inte överlever när dess livsmiljö kalavverkas (Eggers and Low, 2014; Griesser et al., 2007; Klein, 2020). Talltitans revir är förhållandevis stora, 10–20 hektar och arten missgynnas när skogen fragmenteras. Kalavverkning av större delar av reviret innebär att det överges (Artdatabanken, 2021).</w:t>
+      </w:r>
+    </w:p>
+    <w:p>
+      <w:r>
+        <w:t>Talltitan är synnerligen trogen sitt revir så länge paret lever och biotopen förblir intakt. Paret stannar i sitt revir året om. En förlust av ett revir har därför en stor inverkan på den lokala populationen och trakthyggesbruket anses vara orsak till den svenska populationens kraftiga minskning. Talltiteparets revirtrohet innebär att närhelst under året man observerar en adult talltita så ingår denna plats i reviret (Siffczyk et al., 2003; Ekman, 1979).</w:t>
       </w:r>
     </w:p>
     <w:p>
@@ -516,18 +771,127 @@
         <w:pStyle w:val="Heading2"/>
       </w:pPr>
       <w:r>
-        <w:t>Ur Chain of Custody Certification (FSC-STD-40-004 ver 3.0)</w:t>
+        <w:t>Referenser – talltita</w:t>
       </w:r>
     </w:p>
     <w:p>
       <w:r>
+        <w:t xml:space="preserve">Eggers, S., Low, M., 2014. </w:t>
+      </w:r>
+      <w:r>
         <w:rPr>
-          <w:b/>
+          <w:i/>
         </w:rPr>
-        <w:t xml:space="preserve">1.3 </w:t>
-      </w:r>
-      <w:r>
-        <w:t xml:space="preserve">The organization shall commit to the FSC values as defined in FSC-POL-01-004 Policy for the Association of Organizations with FSC. </w:t>
+        <w:t xml:space="preserve">Differential demographic responses of sympatric Parids to vegetation management in boreal forest. </w:t>
+      </w:r>
+      <w:r>
+        <w:t>For. Ecol. Manage. 319, 169–175.</w:t>
+      </w:r>
+    </w:p>
+    <w:p>
+      <w:r>
+        <w:t xml:space="preserve">Ekman, J., 1979. </w:t>
+      </w:r>
+      <w:r>
+        <w:rPr>
+          <w:i/>
+        </w:rPr>
+        <w:t xml:space="preserve">Coherence, composition and territories of winter social groups of the Willow Tit Parus montanus and the Crested Tit P. cristatus. </w:t>
+      </w:r>
+      <w:r>
+        <w:t>Ornis Scandinavica, 10, pp 56–68</w:t>
+      </w:r>
+    </w:p>
+    <w:p>
+      <w:r>
+        <w:t xml:space="preserve">Griesser, M., Nystrand, M., Eggers, S., Ekman, J., 2007. </w:t>
+      </w:r>
+      <w:r>
+        <w:rPr>
+          <w:i/>
+        </w:rPr>
+        <w:t xml:space="preserve">Impact of forestry practices on fitness correlates and population productivity in an open-nesting bird species. </w:t>
+      </w:r>
+      <w:r>
+        <w:t>Conserv. Biol. 21, 767–774. https://doi.org/10.1111/j.1523- 1739.2007.00675.x</w:t>
+      </w:r>
+    </w:p>
+    <w:p>
+      <w:r>
+        <w:t xml:space="preserve">Klein, J., 2020. </w:t>
+      </w:r>
+      <w:r>
+        <w:rPr>
+          <w:i/>
+        </w:rPr>
+        <w:t xml:space="preserve">The forgotten forest – On thinning, retention, and biodiversity in the boreal forest. </w:t>
+      </w:r>
+      <w:r>
+        <w:t>Doctoral Thesis No. 2020:50</w:t>
+      </w:r>
+    </w:p>
+    <w:p>
+      <w:r>
+        <w:t xml:space="preserve">Siffczyk, C., Brotons, L., Kangas, K., Orell, M., 2003. </w:t>
+      </w:r>
+      <w:r>
+        <w:rPr>
+          <w:i/>
+        </w:rPr>
+        <w:t xml:space="preserve">Home range size of willow tits. </w:t>
+      </w:r>
+      <w:r>
+        <w:t>Oecologica, 136, 635–642 (2003)</w:t>
+      </w:r>
+    </w:p>
+    <w:p>
+      <w:r>
+        <w:t xml:space="preserve">SLU Artdatabanken, 2021. </w:t>
+      </w:r>
+      <w:r>
+        <w:rPr>
+          <w:i/>
+        </w:rPr>
+        <w:t xml:space="preserve">Artfaktablad. Naturvård – artfakta. </w:t>
+      </w:r>
+      <w:r>
+        <w:t>SLU Artdatabanken, Uppsala</w:t>
+      </w:r>
+    </w:p>
+    <w:p>
+      <w:pPr>
+        <w:pStyle w:val="Heading1"/>
+      </w:pPr>
+      <w:r>
+        <w:t>Spillkråka – ekologi samt krav på livsmiljön</w:t>
+      </w:r>
+    </w:p>
+    <w:p>
+      <w:r>
+        <w:t xml:space="preserve">Spillkråka (§4) ingår i bilaga 1 EU:s fågeldirektiv och är typisk art för </w:t>
+      </w:r>
+      <w:r>
+        <w:rPr>
+          <w:i/>
+        </w:rPr>
+        <w:t xml:space="preserve">9010 Taiga </w:t>
+      </w:r>
+      <w:r>
+        <w:t>och</w:t>
+      </w:r>
+      <w:r>
+        <w:rPr>
+          <w:i/>
+        </w:rPr>
+        <w:t xml:space="preserve"> 9740 Skogsbevuxen myr</w:t>
+      </w:r>
+      <w:r>
+        <w:t>. Den lever i både barr- och blandskog liksom i ren lövskog. De tätaste populationerna tenderar att finnas i äldre, variationsrik blandskog med gott om död ved och gamla träd. Varje par utnyttjar 400–1000 hektar skog beroende på skogens kvalitet. Skogsbruk med korta omloppstider och täta, homogena ungskogar utgör det största hotet (SLU Artdatabanken, 2026).</w:t>
+      </w:r>
+    </w:p>
+    <w:p>
+      <w:r>
+        <w:t>Spillkråka är en nyckelart i skogliga miljöer vars övergivna bohål utnyttjas av flera andra hålhäckande fågelarter och fladdermöss, däribland pärluggla (EN, §4), knipa (§4), salskrake (§4) och skogsduva (§4). Hökuggla (VU, §4) och slaguggla (§4) häckar ofta i högstubbar som brutits av i höjd med ett gammalt spillkråkebo (Skogsstyrelsen, 2016).</w:t>
       </w:r>
     </w:p>
     <w:p>
@@ -535,217 +899,21 @@
         <w:pStyle w:val="Heading2"/>
       </w:pPr>
       <w:r>
-        <w:t>Ur FSC:s policy för associerade organisationer (FSC-POL-01-004)</w:t>
+        <w:t>Referenser – spillkråka</w:t>
       </w:r>
     </w:p>
     <w:p>
       <w:r>
-        <w:t xml:space="preserve">Som “Chain of Custody”-certifierad organisation är skogsbolaget bunden av de fastställda reglerna i Del 1 Punkt 1 c) i Policy för organisationer associerade med FSC (FSC-POL-01-004 V2-0 EN + SVE version 2012-03-02): </w:t>
-      </w:r>
-    </w:p>
-    <w:p>
-      <w:pPr>
-        <w:pStyle w:val="ListNumber"/>
-      </w:pPr>
-      <w:r>
-        <w:t>De organisationer FSC kan acceptera association med får inte direkt eller indirekt ha några kopplingar till nedanstående, oacceptabla aktiviteter:</w:t>
-      </w:r>
-    </w:p>
-    <w:p>
-      <w:pPr>
-        <w:ind w:left="357"/>
-      </w:pPr>
-      <w:r>
-        <w:t>a) Olaglig skogsavverkning och handel med olagligt avverkat virke eller skogsprodukter</w:t>
-      </w:r>
-    </w:p>
-    <w:p>
-      <w:pPr>
-        <w:ind w:left="357"/>
-      </w:pPr>
-      <w:r>
-        <w:t>...</w:t>
-      </w:r>
-    </w:p>
-    <w:p>
-      <w:pPr>
-        <w:ind w:left="357"/>
-      </w:pPr>
-      <w:r>
-        <w:t>c) Skogsbruk som förstör höga naturvärden</w:t>
-      </w:r>
-    </w:p>
-    <w:p>
-      <w:pPr>
-        <w:ind w:left="357"/>
-      </w:pPr>
-      <w:r>
-        <w:t>d) Betydande omvandling av skog till plantager eller annan, icke skoglig, markanvändning</w:t>
-      </w:r>
-    </w:p>
-    <w:p>
-      <w:pPr>
-        <w:pStyle w:val="ListBullet"/>
-      </w:pPr>
-      <w:r>
-        <w:rPr>
-          <w:b/>
-          <w:i/>
-        </w:rPr>
-        <w:t xml:space="preserve">Kommentar: </w:t>
+        <w:t xml:space="preserve">Skogsstyrelsen, 2016. </w:t>
       </w:r>
       <w:r>
         <w:rPr>
           <w:i/>
         </w:rPr>
-        <w:t>Avverkning av skog med höga naturvärden samt skada på fridlysta arter strider både mot FSC Controlled Wood-standarden och FSC:s policy for associerade organisationer.</w:t>
-      </w:r>
-    </w:p>
-    <w:p>
-      <w:pPr>
-        <w:pStyle w:val="Heading2"/>
-      </w:pPr>
-      <w:r>
-        <w:t>Ur FSC Controlled Wood (FSC-STD-40-005)</w:t>
-      </w:r>
-    </w:p>
-    <w:p>
-      <w:r>
-        <w:t>Virke som inte accepteras i FSC-märkta produkter (oacceptabelt ursprung) enligt FSC Controlled Wood (FSC-STD-40-005):</w:t>
-      </w:r>
-    </w:p>
-    <w:p>
-      <w:pPr>
-        <w:pStyle w:val="ListNumber"/>
-      </w:pPr>
-      <w:r>
-        <w:t>Illegalt avverkat virke.</w:t>
-      </w:r>
-    </w:p>
-    <w:p>
-      <w:pPr>
-        <w:pStyle w:val="ListNumber"/>
-      </w:pPr>
-      <w:r>
-        <w:t>...</w:t>
-      </w:r>
-    </w:p>
-    <w:p>
-      <w:pPr>
-        <w:pStyle w:val="ListNumber"/>
-      </w:pPr>
-      <w:r>
-        <w:t>Virke från avverkningar som hotar höga naturvärden.</w:t>
-      </w:r>
-    </w:p>
-    <w:p>
-      <w:pPr>
-        <w:pStyle w:val="ListNumber"/>
-      </w:pPr>
-      <w:r>
-        <w:t>Virke från skog som konverteras till plantager eller icke-skogligt bruk.</w:t>
-      </w:r>
-    </w:p>
-    <w:p>
-      <w:pPr>
-        <w:pStyle w:val="ListBullet"/>
-      </w:pPr>
-      <w:r>
-        <w:rPr>
-          <w:b/>
-          <w:i/>
-        </w:rPr>
-        <w:t xml:space="preserve">Kommentar: </w:t>
-      </w:r>
-      <w:r>
-        <w:rPr>
-          <w:i/>
-        </w:rPr>
-        <w:t>Avverkning av skog med höga naturvärden samt skada på fridlysta arter strider både mot FSC Controlled Wood-standarden och FSC:s policy for associerade organisationer.</w:t>
-      </w:r>
-    </w:p>
-    <w:p>
-      <w:pPr>
-        <w:pStyle w:val="Heading1"/>
-      </w:pPr>
-      <w:r>
-        <w:t>Ur PEFC-standarden gällande lagefterlevnad</w:t>
-      </w:r>
-    </w:p>
-    <w:p>
-      <w:r>
-        <w:t>PEFC-standarden förutsätter att tillämplig svensk lagstiftning följs. Det är utsedd tillsynsmyndighet som ansvarar för tillsyn av lagens efterlevnad. PEFC-standarden återger innehållet i vissa certifieringskritiska lag- och föreskriftskrav vilka ska ingå i granskning av PEFC-systemets efterlevnad.</w:t>
-      </w:r>
-    </w:p>
-    <w:p>
-      <w:pPr>
-        <w:pStyle w:val="ListBullet"/>
-      </w:pPr>
-      <w:r>
-        <w:rPr>
-          <w:b/>
-          <w:i/>
-        </w:rPr>
-        <w:t xml:space="preserve">Kommentar: </w:t>
-      </w:r>
-      <w:r>
-        <w:rPr>
-          <w:i/>
-        </w:rPr>
-        <w:t>I den avverkningsanmälda skogen har fridlysta arter sina livsmiljöer och växtplatser. Att skada de fridlysta arternas livsmiljöer, växtplatser eller ekologiska funktion är inte tillåtet enligt artskyddsförordningen</w:t>
-      </w:r>
-    </w:p>
-    <w:p>
-      <w:r>
-        <w:br w:type="page"/>
-      </w:r>
-    </w:p>
-    <w:p>
-      <w:pPr>
-        <w:pStyle w:val="Title"/>
-      </w:pPr>
-      <w:r>
-        <w:t>BILAGA 1 – Fridlysta arter</w:t>
-      </w:r>
-    </w:p>
-    <w:p>
-      <w:pPr>
-        <w:pStyle w:val="Heading1"/>
-      </w:pPr>
-      <w:r>
-        <w:t>Pärluggla – ekologi samt krav på livsmiljön</w:t>
-      </w:r>
-    </w:p>
-    <w:p>
-      <w:r>
-        <w:t xml:space="preserve">Pärluggla (EN, §4) är en starkt hotad art som är typisk art för </w:t>
-      </w:r>
-      <w:r>
-        <w:rPr>
-          <w:i/>
-        </w:rPr>
-        <w:t>9010 Västlig taiga</w:t>
-      </w:r>
-      <w:r>
-        <w:t xml:space="preserve"> och omfattas av bilaga 1 EU:s fågeldirektiv. Beståndet har gradvis minskat sedan början av 1980-talet och efter 2010 tyder data från Svensk Fågeltaxering på att beståndet i det närmaste helt kraschat. Minskningstakten har uppgått till 60 (40–80) % under de senaste 15 åren och överstiger gränsvärdet för starkt hotad (EN) (SLU Artdatabanken, 2026).</w:t>
-      </w:r>
-    </w:p>
-    <w:p>
-      <w:r>
-        <w:t>Pärlugglan är beroende av äldre, varierad skog med goda jaktmöjligheter och god tillgång på lämpliga trädhål som boplatser. Den förekommer med störst täthet i äldre granskog, med inslag av gamla lövträd och luckor och öppningar i form av mindre hyggen, jordbruksmark och liknande. Den häckar även frekvent i barr- och lövblandskogar av tall, björk och asp, där förutsättningarna att finna boplatser är störst. I sydligaste Sverige häckar den ofta i gamla bokbackar, men den är mycket sällsynt i ren bokskog. Hemområdet är i storleksordningen 200–500 hektar, men storleken varierar kraftigt beroende på hur mycket föda det finns. Under dåliga gnagarår kan pärlugglan jaga upp till 4 km från boet medan den under bra år ofta håller sig inom 1 km (SLU Artdatabanken, 2026).</w:t>
-      </w:r>
-    </w:p>
-    <w:p>
-      <w:r>
-        <w:t>Undvik skogsbruksåtgärder som kan skada hänsynskrävande miljöer, som till exempel strand- och sumpskogar med naturskogskaraktär, äldre skog på uddar och öar, raviner, klyftor och blockmarker samt berg- och rasbranter, äldre hällmarksskog, äldre sandtallskogar, naturskogsrester, eller äldre trädbestånd med mycket hänglavar eller död ved (Skogsstyrelsen, 2016).</w:t>
-      </w:r>
-    </w:p>
-    <w:p>
-      <w:pPr>
-        <w:pStyle w:val="Heading2"/>
-      </w:pPr>
-      <w:r>
-        <w:t>Referenser – pärluggla</w:t>
+        <w:t xml:space="preserve">Vägledning för hänsyn till spillkråka. </w:t>
+      </w:r>
+      <w:r>
+        <w:t>Vägledningar och kunskapsstöd artskydd – Skogsstyrelsen.</w:t>
       </w:r>
     </w:p>
     <w:p>
@@ -760,209 +928,6 @@
       </w:r>
       <w:r>
         <w:t>SLU Artdatabanken, Uppsala.</w:t>
-      </w:r>
-    </w:p>
-    <w:p>
-      <w:r>
-        <w:t xml:space="preserve">Skogsstyrelsen, 2016. </w:t>
-      </w:r>
-      <w:r>
-        <w:rPr>
-          <w:i/>
-        </w:rPr>
-        <w:t>Vägledning för hänsyn till pärluggla.</w:t>
-      </w:r>
-    </w:p>
-    <w:p>
-      <w:pPr>
-        <w:pStyle w:val="Heading1"/>
-      </w:pPr>
-      <w:r>
-        <w:t>Spillkråka – ekologi samt krav på livsmiljön</w:t>
-      </w:r>
-    </w:p>
-    <w:p>
-      <w:r>
-        <w:t xml:space="preserve">Spillkråka (§4) ingår i bilaga 1 EU:s fågeldirektiv och är typisk art för </w:t>
-      </w:r>
-      <w:r>
-        <w:rPr>
-          <w:i/>
-        </w:rPr>
-        <w:t xml:space="preserve">9010 Taiga </w:t>
-      </w:r>
-      <w:r>
-        <w:t>och</w:t>
-      </w:r>
-      <w:r>
-        <w:rPr>
-          <w:i/>
-        </w:rPr>
-        <w:t xml:space="preserve"> 9740 Skogsbevuxen myr</w:t>
-      </w:r>
-      <w:r>
-        <w:t>. Den lever i både barr- och blandskog liksom i ren lövskog. De tätaste populationerna tenderar att finnas i äldre, variationsrik blandskog med gott om död ved och gamla träd. Varje par utnyttjar 400–1000 hektar skog beroende på skogens kvalitet. Skogsbruk med korta omloppstider och täta, homogena ungskogar utgör det största hotet (SLU Artdatabanken, 2026).</w:t>
-      </w:r>
-    </w:p>
-    <w:p>
-      <w:r>
-        <w:t>Spillkråka är en nyckelart i skogliga miljöer vars övergivna bohål utnyttjas av flera andra hålhäckande fågelarter och fladdermöss, däribland pärluggla (EN, §4), knipa (§4), salskrake (§4) och skogsduva (§4). Hökuggla (VU, §4) och slaguggla (§4) häckar ofta i högstubbar som brutits av i höjd med ett gammalt spillkråkebo (Skogsstyrelsen, 2016).</w:t>
-      </w:r>
-    </w:p>
-    <w:p>
-      <w:pPr>
-        <w:pStyle w:val="Heading2"/>
-      </w:pPr>
-      <w:r>
-        <w:t>Referenser – spillkråka</w:t>
-      </w:r>
-    </w:p>
-    <w:p>
-      <w:r>
-        <w:t xml:space="preserve">Skogsstyrelsen, 2016. </w:t>
-      </w:r>
-      <w:r>
-        <w:rPr>
-          <w:i/>
-        </w:rPr>
-        <w:t xml:space="preserve">Vägledning för hänsyn till spillkråka. </w:t>
-      </w:r>
-      <w:r>
-        <w:t>Vägledningar och kunskapsstöd artskydd – Skogsstyrelsen.</w:t>
-      </w:r>
-    </w:p>
-    <w:p>
-      <w:r>
-        <w:t xml:space="preserve">SLU Artdatabanken, 2026. </w:t>
-      </w:r>
-      <w:r>
-        <w:rPr>
-          <w:i/>
-        </w:rPr>
-        <w:t xml:space="preserve">Artfaktablad. Naturvård – artfakta. </w:t>
-      </w:r>
-      <w:r>
-        <w:t>SLU Artdatabanken, Uppsala.</w:t>
-      </w:r>
-    </w:p>
-    <w:p>
-      <w:pPr>
-        <w:pStyle w:val="Heading1"/>
-      </w:pPr>
-      <w:r>
-        <w:t>Talltita – ekologi samt krav på livsmiljön</w:t>
-      </w:r>
-    </w:p>
-    <w:p>
-      <w:r>
-        <w:t>Talltita är rödlistad som NT, fridlyst och prioriterad art i Skogsvårdslagen. Den omfattas av EU:s fågeldirektiv. Arten har minskat kraftigt de senaste 30 åren och minskningstakten innevarande 10-årsperiod beräknas till 20 (10–30) % (SLU Artdatabanken, 2022).</w:t>
-      </w:r>
-    </w:p>
-    <w:p>
-      <w:r>
-        <w:t>Talltita föredrar större sammanhängande barrskogar, och finns såväl i tallskog som granskog och i lövblandad barrskog. Skogens struktur är viktig och ska helst vara flerskiktad med riklig underväxt av mindre granar, björk och andra lövträd och buskar. Tillgång på murknande högstubbar är särskilt viktig, eftersom talltitan helst själv hackar ut sitt bohål (SLU Artdatabanken, 2022).</w:t>
-      </w:r>
-    </w:p>
-    <w:p>
-      <w:r>
-        <w:t>Det finns flera studier som visar att talltita är känslig för gallring och inte överlever när dess livsmiljö kalavverkas (Eggers and Low, 2014; Griesser et al., 2007; Klein, 2020). Talltitans revir är förhållandevis stora, 10–20 hektar och arten missgynnas när skogen fragmenteras. Kalavverkning av större delar av reviret innebär att det överges (Artdatabanken, 2021).</w:t>
-      </w:r>
-    </w:p>
-    <w:p>
-      <w:r>
-        <w:t>Talltitan är synnerligen trogen sitt revir så länge paret lever och biotopen förblir intakt. Paret stannar i sitt revir året om. En förlust av ett revir har därför en stor inverkan på den lokala populationen och trakthyggesbruket anses vara orsak till den svenska populationens kraftiga minskning. Talltiteparets revirtrohet innebär att närhelst under året man observerar en adult talltita så ingår denna plats i reviret (Siffczyk et al., 2003; Ekman, 1979).</w:t>
-      </w:r>
-    </w:p>
-    <w:p>
-      <w:pPr>
-        <w:pStyle w:val="Heading2"/>
-      </w:pPr>
-      <w:r>
-        <w:t>Referenser – talltita</w:t>
-      </w:r>
-    </w:p>
-    <w:p>
-      <w:r>
-        <w:t xml:space="preserve">Eggers, S., Low, M., 2014. </w:t>
-      </w:r>
-      <w:r>
-        <w:rPr>
-          <w:i/>
-        </w:rPr>
-        <w:t xml:space="preserve">Differential demographic responses of sympatric Parids to vegetation management in boreal forest. </w:t>
-      </w:r>
-      <w:r>
-        <w:t>For. Ecol. Manage. 319, 169–175.</w:t>
-      </w:r>
-    </w:p>
-    <w:p>
-      <w:r>
-        <w:t xml:space="preserve">Ekman, J., 1979. </w:t>
-      </w:r>
-      <w:r>
-        <w:rPr>
-          <w:i/>
-        </w:rPr>
-        <w:t xml:space="preserve">Coherence, composition and territories of winter social groups of the Willow Tit Parus montanus and the Crested Tit P. cristatus. </w:t>
-      </w:r>
-      <w:r>
-        <w:t>Ornis Scandinavica, 10, pp 56–68</w:t>
-      </w:r>
-    </w:p>
-    <w:p>
-      <w:r>
-        <w:t xml:space="preserve">Griesser, M., Nystrand, M., Eggers, S., Ekman, J., 2007. </w:t>
-      </w:r>
-      <w:r>
-        <w:rPr>
-          <w:i/>
-        </w:rPr>
-        <w:t xml:space="preserve">Impact of forestry practices on fitness correlates and population productivity in an open-nesting bird species. </w:t>
-      </w:r>
-      <w:r>
-        <w:t>Conserv. Biol. 21, 767–774. https://doi.org/10.1111/j.1523- 1739.2007.00675.x</w:t>
-      </w:r>
-    </w:p>
-    <w:p>
-      <w:r>
-        <w:t xml:space="preserve">Klein, J., 2020. </w:t>
-      </w:r>
-      <w:r>
-        <w:rPr>
-          <w:i/>
-        </w:rPr>
-        <w:t xml:space="preserve">The forgotten forest – On thinning, retention, and biodiversity in the boreal forest. </w:t>
-      </w:r>
-      <w:r>
-        <w:t>Doctoral Thesis No. 2020:50</w:t>
-      </w:r>
-    </w:p>
-    <w:p>
-      <w:r>
-        <w:t xml:space="preserve">Siffczyk, C., Brotons, L., Kangas, K., Orell, M., 2003. </w:t>
-      </w:r>
-      <w:r>
-        <w:rPr>
-          <w:i/>
-        </w:rPr>
-        <w:t xml:space="preserve">Home range size of willow tits. </w:t>
-      </w:r>
-      <w:r>
-        <w:t>Oecologica, 136, 635–642 (2003)</w:t>
-      </w:r>
-    </w:p>
-    <w:p>
-      <w:r>
-        <w:t xml:space="preserve">SLU Artdatabanken, 2021. </w:t>
-      </w:r>
-      <w:r>
-        <w:rPr>
-          <w:i/>
-        </w:rPr>
-        <w:t xml:space="preserve">Artfaktablad. Naturvård – artfakta. </w:t>
-      </w:r>
-      <w:r>
-        <w:t>SLU Artdatabanken, Uppsala</w:t>
       </w:r>
     </w:p>
     <w:sectPr>
@@ -1093,7 +1058,7 @@
     <w:r>
       <w:tab/>
       <w:tab/>
-      <w:t>2026-06-20</w:t>
+      <w:t>2026-06-21</w:t>
       <w:br/>
       <w:br/>
     </w:r>

--- a/klagomål/A 31296-2022 FSC-klagomål.docx
+++ b/klagomål/A 31296-2022 FSC-klagomål.docx
@@ -1058,7 +1058,7 @@
     <w:r>
       <w:tab/>
       <w:tab/>
-      <w:t>2026-06-21</w:t>
+      <w:t>2026-06-22</w:t>
       <w:br/>
       <w:br/>
     </w:r>

--- a/klagomål/A 31296-2022 FSC-klagomål.docx
+++ b/klagomål/A 31296-2022 FSC-klagomål.docx
@@ -1058,7 +1058,7 @@
     <w:r>
       <w:tab/>
       <w:tab/>
-      <w:t>2026-06-22</w:t>
+      <w:t>2026-06-23</w:t>
       <w:br/>
       <w:br/>
     </w:r>

--- a/klagomål/A 31296-2022 FSC-klagomål.docx
+++ b/klagomål/A 31296-2022 FSC-klagomål.docx
@@ -1058,7 +1058,7 @@
     <w:r>
       <w:tab/>
       <w:tab/>
-      <w:t>2026-06-23</w:t>
+      <w:t>2026-06-24</w:t>
       <w:br/>
       <w:br/>
     </w:r>

--- a/klagomål/A 31296-2022 FSC-klagomål.docx
+++ b/klagomål/A 31296-2022 FSC-klagomål.docx
@@ -1058,7 +1058,7 @@
     <w:r>
       <w:tab/>
       <w:tab/>
-      <w:t>2026-06-24</w:t>
+      <w:t>2026-06-25</w:t>
       <w:br/>
       <w:br/>
     </w:r>

--- a/klagomål/A 31296-2022 FSC-klagomål.docx
+++ b/klagomål/A 31296-2022 FSC-klagomål.docx
@@ -1058,7 +1058,7 @@
     <w:r>
       <w:tab/>
       <w:tab/>
-      <w:t>2026-06-25</w:t>
+      <w:t>2026-06-26</w:t>
       <w:br/>
       <w:br/>
     </w:r>

--- a/klagomål/A 31296-2022 FSC-klagomål.docx
+++ b/klagomål/A 31296-2022 FSC-klagomål.docx
@@ -1058,7 +1058,7 @@
     <w:r>
       <w:tab/>
       <w:tab/>
-      <w:t>2026-06-26</w:t>
+      <w:t>2026-06-27</w:t>
       <w:br/>
       <w:br/>
     </w:r>

--- a/klagomål/A 31296-2022 FSC-klagomål.docx
+++ b/klagomål/A 31296-2022 FSC-klagomål.docx
@@ -1058,7 +1058,7 @@
     <w:r>
       <w:tab/>
       <w:tab/>
-      <w:t>2026-06-27</w:t>
+      <w:t>2026-06-28</w:t>
       <w:br/>
       <w:br/>
     </w:r>

--- a/klagomål/A 31296-2022 FSC-klagomål.docx
+++ b/klagomål/A 31296-2022 FSC-klagomål.docx
@@ -1058,7 +1058,7 @@
     <w:r>
       <w:tab/>
       <w:tab/>
-      <w:t>2026-06-28</w:t>
+      <w:t>2026-06-29</w:t>
       <w:br/>
       <w:br/>
     </w:r>

--- a/klagomål/A 31296-2022 FSC-klagomål.docx
+++ b/klagomål/A 31296-2022 FSC-klagomål.docx
@@ -1058,7 +1058,7 @@
     <w:r>
       <w:tab/>
       <w:tab/>
-      <w:t>2026-06-29</w:t>
+      <w:t>2026-06-30</w:t>
       <w:br/>
       <w:br/>
     </w:r>

--- a/klagomål/A 31296-2022 FSC-klagomål.docx
+++ b/klagomål/A 31296-2022 FSC-klagomål.docx
@@ -1058,7 +1058,7 @@
     <w:r>
       <w:tab/>
       <w:tab/>
-      <w:t>2026-06-30</w:t>
+      <w:t>2026-07-01</w:t>
       <w:br/>
       <w:br/>
     </w:r>

--- a/klagomål/A 31296-2022 FSC-klagomål.docx
+++ b/klagomål/A 31296-2022 FSC-klagomål.docx
@@ -1058,7 +1058,7 @@
     <w:r>
       <w:tab/>
       <w:tab/>
-      <w:t>2026-07-01</w:t>
+      <w:t>2026-07-02</w:t>
       <w:br/>
       <w:br/>
     </w:r>

--- a/klagomål/A 31296-2022 FSC-klagomål.docx
+++ b/klagomål/A 31296-2022 FSC-klagomål.docx
@@ -1058,7 +1058,7 @@
     <w:r>
       <w:tab/>
       <w:tab/>
-      <w:t>2026-07-13</w:t>
+      <w:t>2026-07-14</w:t>
       <w:br/>
       <w:br/>
     </w:r>

--- a/klagomål/A 31296-2022 FSC-klagomål.docx
+++ b/klagomål/A 31296-2022 FSC-klagomål.docx
@@ -1058,7 +1058,7 @@
     <w:r>
       <w:tab/>
       <w:tab/>
-      <w:t>2026-07-14</w:t>
+      <w:t>2026-07-15</w:t>
       <w:br/>
       <w:br/>
     </w:r>

--- a/klagomål/A 31296-2022 FSC-klagomål.docx
+++ b/klagomål/A 31296-2022 FSC-klagomål.docx
@@ -1058,7 +1058,7 @@
     <w:r>
       <w:tab/>
       <w:tab/>
-      <w:t>2026-07-15</w:t>
+      <w:t>2026-07-16</w:t>
       <w:br/>
       <w:br/>
     </w:r>

--- a/klagomål/A 31296-2022 FSC-klagomål.docx
+++ b/klagomål/A 31296-2022 FSC-klagomål.docx
@@ -1058,7 +1058,7 @@
     <w:r>
       <w:tab/>
       <w:tab/>
-      <w:t>2026-07-16</w:t>
+      <w:t>2026-07-17</w:t>
       <w:br/>
       <w:br/>
     </w:r>

--- a/klagomål/A 31296-2022 FSC-klagomål.docx
+++ b/klagomål/A 31296-2022 FSC-klagomål.docx
@@ -1058,7 +1058,7 @@
     <w:r>
       <w:tab/>
       <w:tab/>
-      <w:t>2026-07-17</w:t>
+      <w:t>2026-07-18</w:t>
       <w:br/>
       <w:br/>
     </w:r>

--- a/klagomål/A 31296-2022 FSC-klagomål.docx
+++ b/klagomål/A 31296-2022 FSC-klagomål.docx
@@ -1058,7 +1058,7 @@
     <w:r>
       <w:tab/>
       <w:tab/>
-      <w:t>2026-07-18</w:t>
+      <w:t>2026-07-19</w:t>
       <w:br/>
       <w:br/>
     </w:r>

--- a/klagomål/A 31296-2022 FSC-klagomål.docx
+++ b/klagomål/A 31296-2022 FSC-klagomål.docx
@@ -1058,7 +1058,7 @@
     <w:r>
       <w:tab/>
       <w:tab/>
-      <w:t>2026-07-19</w:t>
+      <w:t>2026-07-20</w:t>
       <w:br/>
       <w:br/>
     </w:r>

--- a/klagomål/A 31296-2022 FSC-klagomål.docx
+++ b/klagomål/A 31296-2022 FSC-klagomål.docx
@@ -1058,7 +1058,7 @@
     <w:r>
       <w:tab/>
       <w:tab/>
-      <w:t>2026-07-20</w:t>
+      <w:t>2026-07-21</w:t>
       <w:br/>
       <w:br/>
     </w:r>

--- a/klagomål/A 31296-2022 FSC-klagomål.docx
+++ b/klagomål/A 31296-2022 FSC-klagomål.docx
@@ -1058,7 +1058,7 @@
     <w:r>
       <w:tab/>
       <w:tab/>
-      <w:t>2026-07-21</w:t>
+      <w:t>2026-07-22</w:t>
       <w:br/>
       <w:br/>
     </w:r>

--- a/klagomål/A 31296-2022 FSC-klagomål.docx
+++ b/klagomål/A 31296-2022 FSC-klagomål.docx
@@ -1058,7 +1058,7 @@
     <w:r>
       <w:tab/>
       <w:tab/>
-      <w:t>2026-07-22</w:t>
+      <w:t>2026-07-23</w:t>
       <w:br/>
       <w:br/>
     </w:r>

--- a/klagomål/A 31296-2022 FSC-klagomål.docx
+++ b/klagomål/A 31296-2022 FSC-klagomål.docx
@@ -1058,7 +1058,7 @@
     <w:r>
       <w:tab/>
       <w:tab/>
-      <w:t>2026-07-23</w:t>
+      <w:t>2026-07-24</w:t>
       <w:br/>
       <w:br/>
     </w:r>

--- a/klagomål/A 31296-2022 FSC-klagomål.docx
+++ b/klagomål/A 31296-2022 FSC-klagomål.docx
@@ -1058,7 +1058,7 @@
     <w:r>
       <w:tab/>
       <w:tab/>
-      <w:t>2026-07-24</w:t>
+      <w:t>2026-07-25</w:t>
       <w:br/>
       <w:br/>
     </w:r>

--- a/klagomål/A 31296-2022 FSC-klagomål.docx
+++ b/klagomål/A 31296-2022 FSC-klagomål.docx
@@ -1058,7 +1058,7 @@
     <w:r>
       <w:tab/>
       <w:tab/>
-      <w:t>2026-07-25</w:t>
+      <w:t>2026-07-26</w:t>
       <w:br/>
       <w:br/>
     </w:r>

--- a/klagomål/A 31296-2022 FSC-klagomål.docx
+++ b/klagomål/A 31296-2022 FSC-klagomål.docx
@@ -1058,7 +1058,7 @@
     <w:r>
       <w:tab/>
       <w:tab/>
-      <w:t>2026-07-26</w:t>
+      <w:t>2026-07-27</w:t>
       <w:br/>
       <w:br/>
     </w:r>

--- a/klagomål/A 31296-2022 FSC-klagomål.docx
+++ b/klagomål/A 31296-2022 FSC-klagomål.docx
@@ -1058,7 +1058,7 @@
     <w:r>
       <w:tab/>
       <w:tab/>
-      <w:t>2026-07-27</w:t>
+      <w:t>2026-07-28</w:t>
       <w:br/>
       <w:br/>
     </w:r>

--- a/klagomål/A 31296-2022 FSC-klagomål.docx
+++ b/klagomål/A 31296-2022 FSC-klagomål.docx
@@ -1058,7 +1058,7 @@
     <w:r>
       <w:tab/>
       <w:tab/>
-      <w:t>2026-07-28</w:t>
+      <w:t>2026-07-29</w:t>
       <w:br/>
       <w:br/>
     </w:r>

--- a/klagomål/A 31296-2022 FSC-klagomål.docx
+++ b/klagomål/A 31296-2022 FSC-klagomål.docx
@@ -1058,7 +1058,7 @@
     <w:r>
       <w:tab/>
       <w:tab/>
-      <w:t>2026-07-29</w:t>
+      <w:t>2026-07-30</w:t>
       <w:br/>
       <w:br/>
     </w:r>

--- a/klagomål/A 31296-2022 FSC-klagomål.docx
+++ b/klagomål/A 31296-2022 FSC-klagomål.docx
@@ -1058,7 +1058,7 @@
     <w:r>
       <w:tab/>
       <w:tab/>
-      <w:t>2026-07-30</w:t>
+      <w:t>2026-07-31</w:t>
       <w:br/>
       <w:br/>
     </w:r>

--- a/klagomål/A 31296-2022 FSC-klagomål.docx
+++ b/klagomål/A 31296-2022 FSC-klagomål.docx
@@ -1058,7 +1058,7 @@
     <w:r>
       <w:tab/>
       <w:tab/>
-      <w:t>2026-07-31</w:t>
+      <w:t>2026-08-01</w:t>
       <w:br/>
       <w:br/>
     </w:r>

--- a/klagomål/A 31296-2022 FSC-klagomål.docx
+++ b/klagomål/A 31296-2022 FSC-klagomål.docx
@@ -1058,7 +1058,7 @@
     <w:r>
       <w:tab/>
       <w:tab/>
-      <w:t>2026-08-01</w:t>
+      <w:t>2026-08-02</w:t>
       <w:br/>
       <w:br/>
     </w:r>

--- a/klagomål/A 31296-2022 FSC-klagomål.docx
+++ b/klagomål/A 31296-2022 FSC-klagomål.docx
@@ -1058,7 +1058,7 @@
     <w:r>
       <w:tab/>
       <w:tab/>
-      <w:t>2026-08-02</w:t>
+      <w:t>2026-08-03</w:t>
       <w:br/>
       <w:br/>
     </w:r>

--- a/klagomål/A 31296-2022 FSC-klagomål.docx
+++ b/klagomål/A 31296-2022 FSC-klagomål.docx
@@ -1058,7 +1058,7 @@
     <w:r>
       <w:tab/>
       <w:tab/>
-      <w:t>2026-08-03</w:t>
+      <w:t>2026-08-05</w:t>
       <w:br/>
       <w:br/>
     </w:r>

--- a/klagomål/A 31296-2022 FSC-klagomål.docx
+++ b/klagomål/A 31296-2022 FSC-klagomål.docx
@@ -1058,7 +1058,7 @@
     <w:r>
       <w:tab/>
       <w:tab/>
-      <w:t>2026-08-05</w:t>
+      <w:t>2026-08-07</w:t>
       <w:br/>
       <w:br/>
     </w:r>

--- a/klagomål/A 31296-2022 FSC-klagomål.docx
+++ b/klagomål/A 31296-2022 FSC-klagomål.docx
@@ -1058,7 +1058,7 @@
     <w:r>
       <w:tab/>
       <w:tab/>
-      <w:t>2026-08-07</w:t>
+      <w:t>2026-08-08</w:t>
       <w:br/>
       <w:br/>
     </w:r>

--- a/klagomål/A 31296-2022 FSC-klagomål.docx
+++ b/klagomål/A 31296-2022 FSC-klagomål.docx
@@ -216,7 +216,7 @@
         <w:spacing w:after="240"/>
       </w:pPr>
       <w:r>
-        <w:t>Figur 1. Fyndplatser för naturvårdsarter inom 25 meter från avverkningsanmälan. Markörer utan svart kant är placerade på fyndplatsen. Markörer med svart kant är placerade vid sidan av fyndplatsen har ett svart streck som visar fyndplatsens exakta position. Kartans mittpunktskoordinat är N 7080723, E 757955 i SWEREF 99 TM.</w:t>
+        <w:t>Figur 1. Fyndplatser för naturvårdsarter inom 25 meter från avverkningsanmälan. Markörer utan svart kant är placerade på fyndplatsen. Markörer med svart kant är placerade vid sidan av fyndplatsen och har ett svart streck som visar fyndplatsens exakta position. Kartans mittpunktskoordinat är N 7080723, E 757955 i SWEREF 99 TM.</w:t>
       </w:r>
     </w:p>
     <w:p>
@@ -1058,7 +1058,7 @@
     <w:r>
       <w:tab/>
       <w:tab/>
-      <w:t>2026-08-14</w:t>
+      <w:t>2026-08-15</w:t>
       <w:br/>
       <w:br/>
     </w:r>

--- a/klagomål/A 31296-2022 FSC-klagomål.docx
+++ b/klagomål/A 31296-2022 FSC-klagomål.docx
@@ -1058,7 +1058,7 @@
     <w:r>
       <w:tab/>
       <w:tab/>
-      <w:t>2026-08-15</w:t>
+      <w:t>2026-08-16</w:t>
       <w:br/>
       <w:br/>
     </w:r>

--- a/klagomål/A 31296-2022 FSC-klagomål.docx
+++ b/klagomål/A 31296-2022 FSC-klagomål.docx
@@ -1058,7 +1058,7 @@
     <w:r>
       <w:tab/>
       <w:tab/>
-      <w:t>2026-08-16</w:t>
+      <w:t>2026-08-17</w:t>
       <w:br/>
       <w:br/>
     </w:r>

--- a/klagomål/A 31296-2022 FSC-klagomål.docx
+++ b/klagomål/A 31296-2022 FSC-klagomål.docx
@@ -1058,7 +1058,7 @@
     <w:r>
       <w:tab/>
       <w:tab/>
-      <w:t>2026-08-17</w:t>
+      <w:t>2026-08-18</w:t>
       <w:br/>
       <w:br/>
     </w:r>

--- a/klagomål/A 31296-2022 FSC-klagomål.docx
+++ b/klagomål/A 31296-2022 FSC-klagomål.docx
@@ -1058,7 +1058,7 @@
     <w:r>
       <w:tab/>
       <w:tab/>
-      <w:t>2026-08-18</w:t>
+      <w:t>2026-08-19</w:t>
       <w:br/>
       <w:br/>
     </w:r>

--- a/klagomål/A 31296-2022 FSC-klagomål.docx
+++ b/klagomål/A 31296-2022 FSC-klagomål.docx
@@ -1058,7 +1058,7 @@
     <w:r>
       <w:tab/>
       <w:tab/>
-      <w:t>2026-08-19</w:t>
+      <w:t>2026-08-20</w:t>
       <w:br/>
       <w:br/>
     </w:r>

--- a/klagomål/A 31296-2022 FSC-klagomål.docx
+++ b/klagomål/A 31296-2022 FSC-klagomål.docx
@@ -1058,7 +1058,7 @@
     <w:r>
       <w:tab/>
       <w:tab/>
-      <w:t>2026-08-20</w:t>
+      <w:t>2026-08-21</w:t>
       <w:br/>
       <w:br/>
     </w:r>

--- a/klagomål/A 31296-2022 FSC-klagomål.docx
+++ b/klagomål/A 31296-2022 FSC-klagomål.docx
@@ -1058,7 +1058,7 @@
     <w:r>
       <w:tab/>
       <w:tab/>
-      <w:t>2026-08-21</w:t>
+      <w:t>2026-08-22</w:t>
       <w:br/>
       <w:br/>
     </w:r>

--- a/klagomål/A 31296-2022 FSC-klagomål.docx
+++ b/klagomål/A 31296-2022 FSC-klagomål.docx
@@ -1058,7 +1058,7 @@
     <w:r>
       <w:tab/>
       <w:tab/>
-      <w:t>2026-08-22</w:t>
+      <w:t>2026-08-23</w:t>
       <w:br/>
       <w:br/>
     </w:r>

--- a/klagomål/A 31296-2022 FSC-klagomål.docx
+++ b/klagomål/A 31296-2022 FSC-klagomål.docx
@@ -1058,7 +1058,7 @@
     <w:r>
       <w:tab/>
       <w:tab/>
-      <w:t>2026-08-23</w:t>
+      <w:t>2026-08-24</w:t>
       <w:br/>
       <w:br/>
     </w:r>

--- a/klagomål/A 31296-2022 FSC-klagomål.docx
+++ b/klagomål/A 31296-2022 FSC-klagomål.docx
@@ -1058,7 +1058,7 @@
     <w:r>
       <w:tab/>
       <w:tab/>
-      <w:t>2026-08-24</w:t>
+      <w:t>2026-08-25</w:t>
       <w:br/>
       <w:br/>
     </w:r>

--- a/klagomål/A 31296-2022 FSC-klagomål.docx
+++ b/klagomål/A 31296-2022 FSC-klagomål.docx
@@ -1058,7 +1058,7 @@
     <w:r>
       <w:tab/>
       <w:tab/>
-      <w:t>2026-08-25</w:t>
+      <w:t>2026-08-26</w:t>
       <w:br/>
       <w:br/>
     </w:r>

--- a/klagomål/A 31296-2022 FSC-klagomål.docx
+++ b/klagomål/A 31296-2022 FSC-klagomål.docx
@@ -1058,7 +1058,7 @@
     <w:r>
       <w:tab/>
       <w:tab/>
-      <w:t>2026-08-26</w:t>
+      <w:t>2026-08-27</w:t>
       <w:br/>
       <w:br/>
     </w:r>

--- a/klagomål/A 31296-2022 FSC-klagomål.docx
+++ b/klagomål/A 31296-2022 FSC-klagomål.docx
@@ -1058,7 +1058,7 @@
     <w:r>
       <w:tab/>
       <w:tab/>
-      <w:t>2026-08-27</w:t>
+      <w:t>2026-08-28</w:t>
       <w:br/>
       <w:br/>
     </w:r>

--- a/klagomål/A 31296-2022 FSC-klagomål.docx
+++ b/klagomål/A 31296-2022 FSC-klagomål.docx
@@ -1058,7 +1058,7 @@
     <w:r>
       <w:tab/>
       <w:tab/>
-      <w:t>2026-08-28</w:t>
+      <w:t>2026-08-29</w:t>
       <w:br/>
       <w:br/>
     </w:r>

--- a/klagomål/A 31296-2022 FSC-klagomål.docx
+++ b/klagomål/A 31296-2022 FSC-klagomål.docx
@@ -1058,7 +1058,7 @@
     <w:r>
       <w:tab/>
       <w:tab/>
-      <w:t>2026-08-29</w:t>
+      <w:t>2026-08-31</w:t>
       <w:br/>
       <w:br/>
     </w:r>

--- a/klagomål/A 31296-2022 FSC-klagomål.docx
+++ b/klagomål/A 31296-2022 FSC-klagomål.docx
@@ -1058,7 +1058,7 @@
     <w:r>
       <w:tab/>
       <w:tab/>
-      <w:t>2026-08-31</w:t>
+      <w:t>2026-09-01</w:t>
       <w:br/>
       <w:br/>
     </w:r>

--- a/klagomål/A 31296-2022 FSC-klagomål.docx
+++ b/klagomål/A 31296-2022 FSC-klagomål.docx
@@ -1058,7 +1058,7 @@
     <w:r>
       <w:tab/>
       <w:tab/>
-      <w:t>2026-09-01</w:t>
+      <w:t>2026-09-02</w:t>
       <w:br/>
       <w:br/>
     </w:r>

--- a/klagomål/A 31296-2022 FSC-klagomål.docx
+++ b/klagomål/A 31296-2022 FSC-klagomål.docx
@@ -1058,7 +1058,7 @@
     <w:r>
       <w:tab/>
       <w:tab/>
-      <w:t>2026-09-02</w:t>
+      <w:t>2026-09-03</w:t>
       <w:br/>
       <w:br/>
     </w:r>

--- a/klagomål/A 31296-2022 FSC-klagomål.docx
+++ b/klagomål/A 31296-2022 FSC-klagomål.docx
@@ -1058,7 +1058,7 @@
     <w:r>
       <w:tab/>
       <w:tab/>
-      <w:t>2026-09-03</w:t>
+      <w:t>2026-09-04</w:t>
       <w:br/>
       <w:br/>
     </w:r>

--- a/klagomål/A 31296-2022 FSC-klagomål.docx
+++ b/klagomål/A 31296-2022 FSC-klagomål.docx
@@ -1058,7 +1058,7 @@
     <w:r>
       <w:tab/>
       <w:tab/>
-      <w:t>2026-09-04</w:t>
+      <w:t>2026-09-05</w:t>
       <w:br/>
       <w:br/>
     </w:r>

--- a/klagomål/A 31296-2022 FSC-klagomål.docx
+++ b/klagomål/A 31296-2022 FSC-klagomål.docx
@@ -1058,7 +1058,7 @@
     <w:r>
       <w:tab/>
       <w:tab/>
-      <w:t>2026-09-05</w:t>
+      <w:t>2026-09-06</w:t>
       <w:br/>
       <w:br/>
     </w:r>

--- a/klagomål/A 31296-2022 FSC-klagomål.docx
+++ b/klagomål/A 31296-2022 FSC-klagomål.docx
@@ -1058,7 +1058,7 @@
     <w:r>
       <w:tab/>
       <w:tab/>
-      <w:t>2026-09-06</w:t>
+      <w:t>2026-09-07</w:t>
       <w:br/>
       <w:br/>
     </w:r>

--- a/klagomål/A 31296-2022 FSC-klagomål.docx
+++ b/klagomål/A 31296-2022 FSC-klagomål.docx
@@ -1058,7 +1058,7 @@
     <w:r>
       <w:tab/>
       <w:tab/>
-      <w:t>2026-09-07</w:t>
+      <w:t>2026-09-08</w:t>
       <w:br/>
       <w:br/>
     </w:r>

--- a/klagomål/A 31296-2022 FSC-klagomål.docx
+++ b/klagomål/A 31296-2022 FSC-klagomål.docx
@@ -1058,7 +1058,7 @@
     <w:r>
       <w:tab/>
       <w:tab/>
-      <w:t>2026-09-08</w:t>
+      <w:t>2026-09-09</w:t>
       <w:br/>
       <w:br/>
     </w:r>

--- a/klagomål/A 31296-2022 FSC-klagomål.docx
+++ b/klagomål/A 31296-2022 FSC-klagomål.docx
@@ -1058,7 +1058,7 @@
     <w:r>
       <w:tab/>
       <w:tab/>
-      <w:t>2026-09-09</w:t>
+      <w:t>2026-09-10</w:t>
       <w:br/>
       <w:br/>
     </w:r>

--- a/klagomål/A 31296-2022 FSC-klagomål.docx
+++ b/klagomål/A 31296-2022 FSC-klagomål.docx
@@ -1058,7 +1058,7 @@
     <w:r>
       <w:tab/>
       <w:tab/>
-      <w:t>2026-09-10</w:t>
+      <w:t>2026-09-11</w:t>
       <w:br/>
       <w:br/>
     </w:r>

--- a/klagomål/A 31296-2022 FSC-klagomål.docx
+++ b/klagomål/A 31296-2022 FSC-klagomål.docx
@@ -1058,7 +1058,7 @@
     <w:r>
       <w:tab/>
       <w:tab/>
-      <w:t>2026-09-11</w:t>
+      <w:t>2026-09-12</w:t>
       <w:br/>
       <w:br/>
     </w:r>
